--- a/templates/solution_template.docx.docx
+++ b/templates/solution_template.docx.docx
@@ -73,6 +73,7 @@
           </w14:shadow>
         </w:rPr>
       </w:pPr>
+      <w:proofErr w:type="spellStart"/>
       <w:r>
         <w:rPr>
           <w:rFonts w:cs="Times New Roman" w:hint="eastAsia"/>
@@ -88,6 +89,7 @@
         </w:rPr>
         <w:t>RedSteed</w:t>
       </w:r>
+      <w:proofErr w:type="spellEnd"/>
       <w:r>
         <w:rPr>
           <w:rFonts w:cs="Times New Roman" w:hint="eastAsia"/>
@@ -194,7 +196,23 @@
           <w:sz w:val="18"/>
           <w:szCs w:val="21"/>
         </w:rPr>
-        <w:t>本文档为深圳正欣软件设计了一套基于 Azure AI 的全球智能商务沟通平台。该平台旨在为跨国企业、商务人士提供无缝的、多语言的、高效的沟通协作体验，核心围绕 AzureOpenAI Service (GPT-5) 和 Azure AI Speech 构建。通过集成 即时翻译、智能会议纪要、虚拟商务助手 等核心功能</w:t>
+        <w:t>本文档为深圳正欣软件设计了一套基于 Azure AI 的全球智能商务沟通平台。该平台旨在为跨国企业、商务人士提供无缝的、多语言的、高效的沟通协作体验，核心围绕 </w:t>
+      </w:r>
+      <w:proofErr w:type="spellStart"/>
+      <w:r>
+        <w:rPr>
+          <w:sz w:val="18"/>
+          <w:szCs w:val="21"/>
+        </w:rPr>
+        <w:t>AzureOpenAI</w:t>
+      </w:r>
+      <w:proofErr w:type="spellEnd"/>
+      <w:r>
+        <w:rPr>
+          <w:sz w:val="18"/>
+          <w:szCs w:val="21"/>
+        </w:rPr>
+        <w:t xml:space="preserve"> Service (GPT-5) 和 Azure AI Speech 构建。通过集成 即时翻译、智能会议纪要、虚拟商务助手 等核心功能</w:t>
       </w:r>
       <w:r>
         <w:rPr>
@@ -501,12 +519,21 @@
           <w:szCs w:val="21"/>
         </w:rPr>
       </w:pPr>
+      <w:proofErr w:type="spellStart"/>
       <w:r>
         <w:rPr>
           <w:sz w:val="18"/>
           <w:szCs w:val="21"/>
         </w:rPr>
-        <w:t>RedSteed 发现，其合作伙伴渴望拥抱 AI，但深受通用大模型的数据泄露恐惧困扰。</w:t>
+        <w:t>RedSteed</w:t>
+      </w:r>
+      <w:proofErr w:type="spellEnd"/>
+      <w:r>
+        <w:rPr>
+          <w:sz w:val="18"/>
+          <w:szCs w:val="21"/>
+        </w:rPr>
+        <w:t xml:space="preserve"> 发现，其合作伙伴渴望拥抱 AI，但深受通用大模型的数据泄露恐惧困扰。</w:t>
       </w:r>
     </w:p>
     <w:p>
@@ -602,7 +629,39 @@
           <w:sz w:val="18"/>
           <w:szCs w:val="21"/>
         </w:rPr>
-        <w:t>机遇: RedSteed 利用 Neural Estate平台，将 Azure 的底层资源封装为“行业 AI 云”。RedSteed 转售 AI 能力，通过管理费和资源溢价获利，同时加强了与奢侈品生态的绑定。</w:t>
+        <w:t>机遇: </w:t>
+      </w:r>
+      <w:proofErr w:type="spellStart"/>
+      <w:r>
+        <w:rPr>
+          <w:sz w:val="18"/>
+          <w:szCs w:val="21"/>
+        </w:rPr>
+        <w:t>RedSteed</w:t>
+      </w:r>
+      <w:proofErr w:type="spellEnd"/>
+      <w:r>
+        <w:rPr>
+          <w:sz w:val="18"/>
+          <w:szCs w:val="21"/>
+        </w:rPr>
+        <w:t xml:space="preserve"> 利用 Neural Estate平台，将 Azure 的底层资源封装为“行业 AI 云”。</w:t>
+      </w:r>
+      <w:proofErr w:type="spellStart"/>
+      <w:r>
+        <w:rPr>
+          <w:sz w:val="18"/>
+          <w:szCs w:val="21"/>
+        </w:rPr>
+        <w:t>RedSteed</w:t>
+      </w:r>
+      <w:proofErr w:type="spellEnd"/>
+      <w:r>
+        <w:rPr>
+          <w:sz w:val="18"/>
+          <w:szCs w:val="21"/>
+        </w:rPr>
+        <w:t xml:space="preserve"> 转售 AI 能力，通过管理费和资源溢价获利，同时加强了与奢侈品生态的绑定。</w:t>
       </w:r>
     </w:p>
     <w:p>
@@ -964,14 +1023,30 @@
         <w:ind w:firstLine="360"/>
         <w:jc w:val="left"/>
         <w:rPr>
-          <w:sz w:val="18"/>
-        </w:rPr>
-      </w:pPr>
-      <w:r>
-        <w:rPr>
-          <w:sz w:val="18"/>
-        </w:rPr>
-        <w:t>本方案设计了一个 物理分散，逻辑统一"的 AI 平台。</w:t>
+          <w:rFonts w:cs="Times New Roman"/>
+          <w:sz w:val="18"/>
+        </w:rPr>
+      </w:pPr>
+      <w:r>
+        <w:rPr>
+          <w:rFonts w:cs="Times New Roman" w:hint="eastAsia"/>
+          <w:sz w:val="18"/>
+        </w:rPr>
+        <w:t>本方案部署在</w:t>
+      </w:r>
+      <w:r>
+        <w:rPr>
+          <w:rFonts w:cs="Times New Roman"/>
+          <w:sz w:val="18"/>
+        </w:rPr>
+        <w:t> East US 2 </w:t>
+      </w:r>
+      <w:r>
+        <w:rPr>
+          <w:rFonts w:cs="Times New Roman" w:hint="eastAsia"/>
+          <w:sz w:val="18"/>
+        </w:rPr>
+        <w:t>，利用其丰富的模型配额，同时配合国内的边缘加速节点。</w:t>
       </w:r>
     </w:p>
     <w:p>
@@ -979,19 +1054,93 @@
         <w:widowControl/>
         <w:numPr>
           <w:ilvl w:val="0"/>
-          <w:numId w:val="32"/>
+          <w:numId w:val="37"/>
         </w:numPr>
         <w:spacing w:after="0" w:line="240" w:lineRule="auto"/>
         <w:jc w:val="left"/>
         <w:rPr>
-          <w:sz w:val="18"/>
-        </w:rPr>
-      </w:pPr>
-      <w:r>
-        <w:rPr>
-          <w:sz w:val="18"/>
-        </w:rPr>
-        <w:t>控制平面: 位于 East US 2 的 admin 系列资源组。这是 RedSteed 为客户开设的“管理账户”。例如，admin-6996 可能是某顶级跑车品牌的专用 AI 项目，里面存储了该品牌的维修手册和车主服务协议的向量索引。</w:t>
+          <w:rFonts w:cs="Times New Roman"/>
+          <w:sz w:val="18"/>
+        </w:rPr>
+      </w:pPr>
+      <w:r>
+        <w:rPr>
+          <w:rFonts w:cs="Times New Roman" w:hint="eastAsia"/>
+          <w:sz w:val="18"/>
+        </w:rPr>
+        <w:t>座舱交互中心</w:t>
+      </w:r>
+      <w:r>
+        <w:rPr>
+          <w:rFonts w:cs="Times New Roman"/>
+          <w:sz w:val="18"/>
+        </w:rPr>
+        <w:t>: </w:t>
+      </w:r>
+      <w:r>
+        <w:rPr>
+          <w:rFonts w:cs="Times New Roman" w:hint="eastAsia"/>
+          <w:sz w:val="18"/>
+        </w:rPr>
+        <w:t>利用</w:t>
+      </w:r>
+      <w:r>
+        <w:rPr>
+          <w:rFonts w:cs="Times New Roman"/>
+          <w:sz w:val="18"/>
+        </w:rPr>
+        <w:t> </w:t>
+      </w:r>
+      <w:proofErr w:type="spellStart"/>
+      <w:r>
+        <w:rPr>
+          <w:rFonts w:cs="Times New Roman"/>
+          <w:sz w:val="18"/>
+        </w:rPr>
+        <w:t>SmartDeskSpeech</w:t>
+      </w:r>
+      <w:proofErr w:type="spellEnd"/>
+      <w:r>
+        <w:rPr>
+          <w:rFonts w:cs="Times New Roman"/>
+          <w:sz w:val="18"/>
+        </w:rPr>
+        <w:t> </w:t>
+      </w:r>
+      <w:r>
+        <w:rPr>
+          <w:rFonts w:cs="Times New Roman" w:hint="eastAsia"/>
+          <w:sz w:val="18"/>
+        </w:rPr>
+        <w:t>和</w:t>
+      </w:r>
+      <w:r>
+        <w:rPr>
+          <w:rFonts w:cs="Times New Roman"/>
+          <w:sz w:val="18"/>
+        </w:rPr>
+        <w:t> SmartDeskGPT41 </w:t>
+      </w:r>
+      <w:r>
+        <w:rPr>
+          <w:rFonts w:cs="Times New Roman" w:hint="eastAsia"/>
+          <w:sz w:val="18"/>
+        </w:rPr>
+        <w:t>构建车载语音助手。</w:t>
+      </w:r>
+      <w:r>
+        <w:rPr>
+          <w:rFonts w:cs="Times New Roman"/>
+          <w:sz w:val="18"/>
+        </w:rPr>
+        <w:t xml:space="preserve">GPT-4.1 </w:t>
+      </w:r>
+      <w:r>
+        <w:rPr>
+          <w:rFonts w:cs="Times New Roman" w:hint="eastAsia"/>
+          <w:sz w:val="18"/>
+        </w:rPr>
+        <w:t>具备极高的性价比，适合处理海量的日常语音指令</w:t>
       </w:r>
     </w:p>
     <w:p>
@@ -999,19 +1148,63 @@
         <w:widowControl/>
         <w:numPr>
           <w:ilvl w:val="0"/>
-          <w:numId w:val="32"/>
+          <w:numId w:val="37"/>
         </w:numPr>
         <w:spacing w:after="0" w:line="240" w:lineRule="auto"/>
         <w:jc w:val="left"/>
         <w:rPr>
-          <w:sz w:val="18"/>
-        </w:rPr>
-      </w:pPr>
-      <w:r>
-        <w:rPr>
-          <w:sz w:val="18"/>
-        </w:rPr>
-        <w:t>数据平面: 位于 East US 的 test 系列资源组。这是算力发电厂。所有 admin 租户的推理请求，经由网关鉴权后，被调度到 test 资源池中执行。</w:t>
+          <w:rFonts w:cs="Times New Roman"/>
+          <w:sz w:val="18"/>
+        </w:rPr>
+      </w:pPr>
+      <w:r>
+        <w:rPr>
+          <w:rFonts w:cs="Times New Roman" w:hint="eastAsia"/>
+          <w:sz w:val="18"/>
+        </w:rPr>
+        <w:t>安全分析大脑</w:t>
+      </w:r>
+      <w:r>
+        <w:rPr>
+          <w:rFonts w:cs="Times New Roman"/>
+          <w:sz w:val="18"/>
+        </w:rPr>
+        <w:t>: </w:t>
+      </w:r>
+      <w:r>
+        <w:rPr>
+          <w:rFonts w:cs="Times New Roman" w:hint="eastAsia"/>
+          <w:sz w:val="18"/>
+        </w:rPr>
+        <w:t>利用</w:t>
+      </w:r>
+      <w:r>
+        <w:rPr>
+          <w:rFonts w:cs="Times New Roman"/>
+          <w:sz w:val="18"/>
+        </w:rPr>
+        <w:t> SmartDeskGPT5 </w:t>
+      </w:r>
+      <w:r>
+        <w:rPr>
+          <w:rFonts w:cs="Times New Roman" w:hint="eastAsia"/>
+          <w:sz w:val="18"/>
+        </w:rPr>
+        <w:t>处理复杂的长尾场景。例如，当发生一起复杂的司乘纠纷或交通事故时，上传录音和日志，由</w:t>
+      </w:r>
+      <w:r>
+        <w:rPr>
+          <w:rFonts w:cs="Times New Roman"/>
+          <w:sz w:val="18"/>
+        </w:rPr>
+        <w:t xml:space="preserve"> GPT-5 </w:t>
+      </w:r>
+      <w:r>
+        <w:rPr>
+          <w:rFonts w:cs="Times New Roman" w:hint="eastAsia"/>
+          <w:sz w:val="18"/>
+        </w:rPr>
+        <w:t>进行责任判别和情感分析，生成事故报告。</w:t>
       </w:r>
     </w:p>
     <w:p>
@@ -1019,20 +1212,619 @@
         <w:widowControl/>
         <w:numPr>
           <w:ilvl w:val="0"/>
-          <w:numId w:val="32"/>
+          <w:numId w:val="37"/>
         </w:numPr>
         <w:spacing w:after="0" w:line="240" w:lineRule="auto"/>
         <w:jc w:val="left"/>
         <w:rPr>
-          <w:sz w:val="18"/>
-        </w:rPr>
-      </w:pPr>
-      <w:r>
-        <w:rPr>
-          <w:sz w:val="18"/>
-        </w:rPr>
-        <w:t>混合连接: 对于位于亚洲的客户（之前的 rg-Talklingo），通过 Azure 骨干网的高速链路连接至美国核心区，或在当地部署边缘节点（ talklingo-resource），实现全球覆盖。</w:t>
-      </w:r>
+          <w:rFonts w:cs="Times New Roman"/>
+          <w:sz w:val="18"/>
+        </w:rPr>
+      </w:pPr>
+      <w:r>
+        <w:rPr>
+          <w:rFonts w:cs="Times New Roman" w:hint="eastAsia"/>
+          <w:sz w:val="18"/>
+        </w:rPr>
+        <w:t>研发实验田</w:t>
+      </w:r>
+      <w:r>
+        <w:rPr>
+          <w:rFonts w:cs="Times New Roman"/>
+          <w:sz w:val="18"/>
+        </w:rPr>
+        <w:t>: </w:t>
+      </w:r>
+      <w:r>
+        <w:rPr>
+          <w:rFonts w:cs="Times New Roman" w:hint="eastAsia"/>
+          <w:sz w:val="18"/>
+        </w:rPr>
+        <w:t>利用</w:t>
+      </w:r>
+      <w:r>
+        <w:rPr>
+          <w:rFonts w:cs="Times New Roman"/>
+          <w:sz w:val="18"/>
+        </w:rPr>
+        <w:t> </w:t>
+      </w:r>
+      <w:proofErr w:type="spellStart"/>
+      <w:r>
+        <w:rPr>
+          <w:rFonts w:cs="Times New Roman"/>
+          <w:sz w:val="18"/>
+        </w:rPr>
+        <w:t>shutangGrok</w:t>
+      </w:r>
+      <w:proofErr w:type="spellEnd"/>
+      <w:r>
+        <w:rPr>
+          <w:rFonts w:cs="Times New Roman"/>
+          <w:sz w:val="18"/>
+        </w:rPr>
+        <w:t xml:space="preserve"> (AI Foundry) </w:t>
+      </w:r>
+      <w:r>
+        <w:rPr>
+          <w:rFonts w:cs="Times New Roman" w:hint="eastAsia"/>
+          <w:sz w:val="18"/>
+        </w:rPr>
+        <w:t>和</w:t>
+      </w:r>
+      <w:r>
+        <w:rPr>
+          <w:rFonts w:cs="Times New Roman"/>
+          <w:sz w:val="18"/>
+        </w:rPr>
+        <w:t> shutangEUS2 </w:t>
+      </w:r>
+      <w:r>
+        <w:rPr>
+          <w:rFonts w:cs="Times New Roman" w:hint="eastAsia"/>
+          <w:sz w:val="18"/>
+        </w:rPr>
+        <w:t>作为研发测试环境，快速迭代</w:t>
+      </w:r>
+      <w:r>
+        <w:rPr>
+          <w:rFonts w:cs="Times New Roman"/>
+          <w:sz w:val="18"/>
+        </w:rPr>
+        <w:t xml:space="preserve"> Prompt</w:t>
+      </w:r>
+      <w:r>
+        <w:rPr>
+          <w:rFonts w:cs="Times New Roman" w:hint="eastAsia"/>
+          <w:sz w:val="18"/>
+        </w:rPr>
+        <w:t>，验证新功能后再推向生产环境的</w:t>
+      </w:r>
+      <w:r>
+        <w:rPr>
+          <w:rFonts w:cs="Times New Roman"/>
+          <w:sz w:val="18"/>
+        </w:rPr>
+        <w:t> </w:t>
+      </w:r>
+      <w:proofErr w:type="spellStart"/>
+      <w:r>
+        <w:rPr>
+          <w:rFonts w:cs="Times New Roman"/>
+          <w:sz w:val="18"/>
+        </w:rPr>
+        <w:t>SmartDesk</w:t>
+      </w:r>
+      <w:proofErr w:type="spellEnd"/>
+      <w:r>
+        <w:rPr>
+          <w:rFonts w:cs="Times New Roman"/>
+          <w:sz w:val="18"/>
+        </w:rPr>
+        <w:t> </w:t>
+      </w:r>
+      <w:r>
+        <w:rPr>
+          <w:rFonts w:cs="Times New Roman" w:hint="eastAsia"/>
+          <w:sz w:val="18"/>
+        </w:rPr>
+        <w:t>资源组。</w:t>
+      </w:r>
+      <w:r>
+        <w:rPr>
+          <w:rFonts w:cs="Times New Roman"/>
+          <w:sz w:val="18"/>
+        </w:rPr>
+        <w:br/>
+      </w:r>
+    </w:p>
+    <w:p>
+      <w:pPr>
+        <w:widowControl/>
+        <w:numPr>
+          <w:ilvl w:val="0"/>
+          <w:numId w:val="38"/>
+        </w:numPr>
+        <w:spacing w:after="0" w:line="240" w:lineRule="auto"/>
+        <w:jc w:val="left"/>
+        <w:rPr>
+          <w:rFonts w:cs="Times New Roman"/>
+          <w:sz w:val="18"/>
+        </w:rPr>
+      </w:pPr>
+      <w:r>
+        <w:rPr>
+          <w:rFonts w:cs="Times New Roman"/>
+          <w:sz w:val="18"/>
+        </w:rPr>
+        <w:t>Azure OpenAI Service - Efficiency Model:</w:t>
+      </w:r>
+    </w:p>
+    <w:p>
+      <w:pPr>
+        <w:widowControl/>
+        <w:numPr>
+          <w:ilvl w:val="1"/>
+          <w:numId w:val="38"/>
+        </w:numPr>
+        <w:spacing w:after="0" w:line="240" w:lineRule="auto"/>
+        <w:jc w:val="left"/>
+        <w:rPr>
+          <w:rFonts w:cs="Times New Roman"/>
+          <w:sz w:val="18"/>
+        </w:rPr>
+      </w:pPr>
+      <w:r>
+        <w:rPr>
+          <w:rFonts w:cs="Times New Roman" w:hint="eastAsia"/>
+          <w:sz w:val="18"/>
+        </w:rPr>
+        <w:t>资源名</w:t>
+      </w:r>
+      <w:r>
+        <w:rPr>
+          <w:rFonts w:cs="Times New Roman"/>
+          <w:sz w:val="18"/>
+        </w:rPr>
+        <w:t>: SmartDeskGPT41</w:t>
+      </w:r>
+    </w:p>
+    <w:p>
+      <w:pPr>
+        <w:widowControl/>
+        <w:numPr>
+          <w:ilvl w:val="1"/>
+          <w:numId w:val="38"/>
+        </w:numPr>
+        <w:spacing w:after="0" w:line="240" w:lineRule="auto"/>
+        <w:jc w:val="left"/>
+        <w:rPr>
+          <w:rFonts w:cs="Times New Roman"/>
+          <w:sz w:val="18"/>
+        </w:rPr>
+      </w:pPr>
+      <w:r>
+        <w:rPr>
+          <w:rFonts w:cs="Times New Roman" w:hint="eastAsia"/>
+          <w:sz w:val="18"/>
+        </w:rPr>
+        <w:t>模型</w:t>
+      </w:r>
+      <w:r>
+        <w:rPr>
+          <w:rFonts w:cs="Times New Roman"/>
+          <w:sz w:val="18"/>
+        </w:rPr>
+        <w:t xml:space="preserve">: GPT-4.1 </w:t>
+      </w:r>
+    </w:p>
+    <w:p>
+      <w:pPr>
+        <w:widowControl/>
+        <w:numPr>
+          <w:ilvl w:val="1"/>
+          <w:numId w:val="38"/>
+        </w:numPr>
+        <w:spacing w:after="0" w:line="240" w:lineRule="auto"/>
+        <w:jc w:val="left"/>
+        <w:rPr>
+          <w:rFonts w:cs="Times New Roman"/>
+          <w:sz w:val="18"/>
+        </w:rPr>
+      </w:pPr>
+      <w:r>
+        <w:rPr>
+          <w:rFonts w:cs="Times New Roman" w:hint="eastAsia"/>
+          <w:sz w:val="18"/>
+        </w:rPr>
+        <w:t>用途</w:t>
+      </w:r>
+      <w:r>
+        <w:rPr>
+          <w:rFonts w:cs="Times New Roman"/>
+          <w:sz w:val="18"/>
+        </w:rPr>
+        <w:t>: </w:t>
+      </w:r>
+      <w:r>
+        <w:rPr>
+          <w:rFonts w:cs="Times New Roman" w:hint="eastAsia"/>
+          <w:sz w:val="18"/>
+        </w:rPr>
+        <w:t>车载语音助手</w:t>
+      </w:r>
+      <w:r>
+        <w:rPr>
+          <w:rFonts w:cs="Times New Roman"/>
+          <w:sz w:val="18"/>
+        </w:rPr>
+        <w:t xml:space="preserve"> &amp; </w:t>
+      </w:r>
+      <w:r>
+        <w:rPr>
+          <w:rFonts w:cs="Times New Roman" w:hint="eastAsia"/>
+          <w:sz w:val="18"/>
+        </w:rPr>
+        <w:t>智能客服。处理</w:t>
+      </w:r>
+      <w:r>
+        <w:rPr>
+          <w:rFonts w:cs="Times New Roman"/>
+          <w:sz w:val="18"/>
+        </w:rPr>
+        <w:t xml:space="preserve"> 90% </w:t>
+      </w:r>
+      <w:r>
+        <w:rPr>
+          <w:rFonts w:cs="Times New Roman" w:hint="eastAsia"/>
+          <w:sz w:val="18"/>
+        </w:rPr>
+        <w:t>的日常请求，如导航意图识别、</w:t>
+      </w:r>
+      <w:r>
+        <w:rPr>
+          <w:rFonts w:cs="Times New Roman"/>
+          <w:sz w:val="18"/>
+        </w:rPr>
+        <w:t xml:space="preserve">SaaS </w:t>
+      </w:r>
+      <w:r>
+        <w:rPr>
+          <w:rFonts w:cs="Times New Roman" w:hint="eastAsia"/>
+          <w:sz w:val="18"/>
+        </w:rPr>
+        <w:t>平台常见问题自动回复。</w:t>
+      </w:r>
+    </w:p>
+    <w:p>
+      <w:pPr>
+        <w:widowControl/>
+        <w:numPr>
+          <w:ilvl w:val="0"/>
+          <w:numId w:val="38"/>
+        </w:numPr>
+        <w:spacing w:after="0" w:line="240" w:lineRule="auto"/>
+        <w:jc w:val="left"/>
+        <w:rPr>
+          <w:rFonts w:cs="Times New Roman"/>
+          <w:sz w:val="18"/>
+        </w:rPr>
+      </w:pPr>
+      <w:r>
+        <w:rPr>
+          <w:rFonts w:cs="Times New Roman"/>
+          <w:sz w:val="18"/>
+        </w:rPr>
+        <w:t>Azure OpenAI Service - Reasoning Model:</w:t>
+      </w:r>
+    </w:p>
+    <w:p>
+      <w:pPr>
+        <w:widowControl/>
+        <w:numPr>
+          <w:ilvl w:val="1"/>
+          <w:numId w:val="38"/>
+        </w:numPr>
+        <w:spacing w:after="0" w:line="240" w:lineRule="auto"/>
+        <w:jc w:val="left"/>
+        <w:rPr>
+          <w:rFonts w:cs="Times New Roman"/>
+          <w:sz w:val="18"/>
+        </w:rPr>
+      </w:pPr>
+      <w:r>
+        <w:rPr>
+          <w:rFonts w:cs="Times New Roman" w:hint="eastAsia"/>
+          <w:sz w:val="18"/>
+        </w:rPr>
+        <w:t>资源名</w:t>
+      </w:r>
+      <w:r>
+        <w:rPr>
+          <w:rFonts w:cs="Times New Roman"/>
+          <w:sz w:val="18"/>
+        </w:rPr>
+        <w:t>: SmartDeskGPT5</w:t>
+      </w:r>
+    </w:p>
+    <w:p>
+      <w:pPr>
+        <w:widowControl/>
+        <w:numPr>
+          <w:ilvl w:val="1"/>
+          <w:numId w:val="38"/>
+        </w:numPr>
+        <w:spacing w:after="0" w:line="240" w:lineRule="auto"/>
+        <w:jc w:val="left"/>
+        <w:rPr>
+          <w:rFonts w:cs="Times New Roman"/>
+          <w:sz w:val="18"/>
+        </w:rPr>
+      </w:pPr>
+      <w:r>
+        <w:rPr>
+          <w:rFonts w:cs="Times New Roman" w:hint="eastAsia"/>
+          <w:sz w:val="18"/>
+        </w:rPr>
+        <w:t>模型</w:t>
+      </w:r>
+      <w:r>
+        <w:rPr>
+          <w:rFonts w:cs="Times New Roman"/>
+          <w:sz w:val="18"/>
+        </w:rPr>
+        <w:t xml:space="preserve">: GPT-5 </w:t>
+      </w:r>
+    </w:p>
+    <w:p>
+      <w:pPr>
+        <w:widowControl/>
+        <w:numPr>
+          <w:ilvl w:val="1"/>
+          <w:numId w:val="38"/>
+        </w:numPr>
+        <w:spacing w:after="0" w:line="240" w:lineRule="auto"/>
+        <w:jc w:val="left"/>
+        <w:rPr>
+          <w:rFonts w:cs="Times New Roman"/>
+          <w:sz w:val="18"/>
+        </w:rPr>
+      </w:pPr>
+      <w:r>
+        <w:rPr>
+          <w:rFonts w:cs="Times New Roman" w:hint="eastAsia"/>
+          <w:sz w:val="18"/>
+        </w:rPr>
+        <w:t>用途</w:t>
+      </w:r>
+      <w:r>
+        <w:rPr>
+          <w:rFonts w:cs="Times New Roman"/>
+          <w:sz w:val="18"/>
+        </w:rPr>
+        <w:t xml:space="preserve">: AI </w:t>
+      </w:r>
+      <w:r>
+        <w:rPr>
+          <w:rFonts w:cs="Times New Roman" w:hint="eastAsia"/>
+          <w:sz w:val="18"/>
+        </w:rPr>
+        <w:t>安全教练</w:t>
+      </w:r>
+      <w:r>
+        <w:rPr>
+          <w:rFonts w:cs="Times New Roman"/>
+          <w:sz w:val="18"/>
+        </w:rPr>
+        <w:t xml:space="preserve"> &amp; </w:t>
+      </w:r>
+      <w:r>
+        <w:rPr>
+          <w:rFonts w:cs="Times New Roman" w:hint="eastAsia"/>
+          <w:sz w:val="18"/>
+        </w:rPr>
+        <w:t>复杂事件仲裁。每天为司机生成一次深度驾驶行为分析报告；处理棘手的客诉邮件润色。仅在关键时刻调用，好钢用在刀刃上。</w:t>
+      </w:r>
+    </w:p>
+    <w:p>
+      <w:pPr>
+        <w:widowControl/>
+        <w:numPr>
+          <w:ilvl w:val="0"/>
+          <w:numId w:val="38"/>
+        </w:numPr>
+        <w:spacing w:after="0" w:line="240" w:lineRule="auto"/>
+        <w:jc w:val="left"/>
+        <w:rPr>
+          <w:rFonts w:cs="Times New Roman"/>
+          <w:sz w:val="18"/>
+        </w:rPr>
+      </w:pPr>
+      <w:r>
+        <w:rPr>
+          <w:rFonts w:cs="Times New Roman"/>
+          <w:sz w:val="18"/>
+        </w:rPr>
+        <w:t>Azure AI Speech:</w:t>
+      </w:r>
+    </w:p>
+    <w:p>
+      <w:pPr>
+        <w:widowControl/>
+        <w:numPr>
+          <w:ilvl w:val="1"/>
+          <w:numId w:val="38"/>
+        </w:numPr>
+        <w:spacing w:after="0" w:line="240" w:lineRule="auto"/>
+        <w:jc w:val="left"/>
+        <w:rPr>
+          <w:rFonts w:cs="Times New Roman"/>
+          <w:sz w:val="18"/>
+        </w:rPr>
+      </w:pPr>
+      <w:r>
+        <w:rPr>
+          <w:rFonts w:cs="Times New Roman" w:hint="eastAsia"/>
+          <w:sz w:val="18"/>
+        </w:rPr>
+        <w:t>资源名</w:t>
+      </w:r>
+      <w:r>
+        <w:rPr>
+          <w:rFonts w:cs="Times New Roman"/>
+          <w:sz w:val="18"/>
+        </w:rPr>
+        <w:t>: </w:t>
+      </w:r>
+      <w:proofErr w:type="spellStart"/>
+      <w:r>
+        <w:rPr>
+          <w:rFonts w:cs="Times New Roman"/>
+          <w:sz w:val="18"/>
+        </w:rPr>
+        <w:t>SmartDeskSpeech</w:t>
+      </w:r>
+      <w:proofErr w:type="spellEnd"/>
+      <w:r>
+        <w:rPr>
+          <w:rFonts w:cs="Times New Roman"/>
+          <w:sz w:val="18"/>
+        </w:rPr>
+        <w:t> / </w:t>
+      </w:r>
+      <w:proofErr w:type="spellStart"/>
+      <w:r>
+        <w:rPr>
+          <w:rFonts w:cs="Times New Roman"/>
+          <w:sz w:val="18"/>
+        </w:rPr>
+        <w:t>shutangSpeech</w:t>
+      </w:r>
+      <w:proofErr w:type="spellEnd"/>
+    </w:p>
+    <w:p>
+      <w:pPr>
+        <w:widowControl/>
+        <w:numPr>
+          <w:ilvl w:val="1"/>
+          <w:numId w:val="38"/>
+        </w:numPr>
+        <w:spacing w:after="0" w:line="240" w:lineRule="auto"/>
+        <w:jc w:val="left"/>
+        <w:rPr>
+          <w:rFonts w:cs="Times New Roman"/>
+          <w:sz w:val="18"/>
+        </w:rPr>
+      </w:pPr>
+      <w:r>
+        <w:rPr>
+          <w:rFonts w:cs="Times New Roman" w:hint="eastAsia"/>
+          <w:sz w:val="18"/>
+        </w:rPr>
+        <w:t>用途</w:t>
+      </w:r>
+      <w:r>
+        <w:rPr>
+          <w:rFonts w:cs="Times New Roman"/>
+          <w:sz w:val="18"/>
+        </w:rPr>
+        <w:t>: </w:t>
+      </w:r>
+      <w:r>
+        <w:rPr>
+          <w:rFonts w:cs="Times New Roman" w:hint="eastAsia"/>
+          <w:sz w:val="18"/>
+        </w:rPr>
+        <w:t>车载环境降噪与识别。利用</w:t>
+      </w:r>
+      <w:r>
+        <w:rPr>
+          <w:rFonts w:cs="Times New Roman"/>
+          <w:sz w:val="18"/>
+        </w:rPr>
+        <w:t xml:space="preserve"> Azure </w:t>
+      </w:r>
+      <w:r>
+        <w:rPr>
+          <w:rFonts w:cs="Times New Roman" w:hint="eastAsia"/>
+          <w:sz w:val="18"/>
+        </w:rPr>
+        <w:t>强大的语音能力，在嘈杂的车厢环境中精准识别司机指令，并提供自然的</w:t>
+      </w:r>
+      <w:r>
+        <w:rPr>
+          <w:rFonts w:cs="Times New Roman"/>
+          <w:sz w:val="18"/>
+        </w:rPr>
+        <w:t xml:space="preserve"> TTS </w:t>
+      </w:r>
+      <w:r>
+        <w:rPr>
+          <w:rFonts w:cs="Times New Roman" w:hint="eastAsia"/>
+          <w:sz w:val="18"/>
+        </w:rPr>
+        <w:t>语音播报。</w:t>
+      </w:r>
+    </w:p>
+    <w:p>
+      <w:pPr>
+        <w:widowControl/>
+        <w:numPr>
+          <w:ilvl w:val="0"/>
+          <w:numId w:val="38"/>
+        </w:numPr>
+        <w:spacing w:after="0" w:line="240" w:lineRule="auto"/>
+        <w:jc w:val="left"/>
+        <w:rPr>
+          <w:rFonts w:cs="Times New Roman"/>
+          <w:sz w:val="18"/>
+        </w:rPr>
+      </w:pPr>
+      <w:r>
+        <w:rPr>
+          <w:rFonts w:cs="Times New Roman"/>
+          <w:sz w:val="18"/>
+        </w:rPr>
+        <w:t>Azure AI Foundry:</w:t>
+      </w:r>
+    </w:p>
+    <w:p>
+      <w:pPr>
+        <w:widowControl/>
+        <w:numPr>
+          <w:ilvl w:val="1"/>
+          <w:numId w:val="38"/>
+        </w:numPr>
+        <w:spacing w:after="0" w:line="240" w:lineRule="auto"/>
+        <w:jc w:val="left"/>
+        <w:rPr>
+          <w:rFonts w:cs="Times New Roman"/>
+          <w:sz w:val="18"/>
+        </w:rPr>
+      </w:pPr>
+      <w:r>
+        <w:rPr>
+          <w:rFonts w:cs="Times New Roman" w:hint="eastAsia"/>
+          <w:sz w:val="18"/>
+        </w:rPr>
+        <w:t>资源名</w:t>
+      </w:r>
+      <w:r>
+        <w:rPr>
+          <w:rFonts w:cs="Times New Roman"/>
+          <w:sz w:val="18"/>
+        </w:rPr>
+        <w:t>: </w:t>
+      </w:r>
+      <w:proofErr w:type="spellStart"/>
+      <w:r>
+        <w:rPr>
+          <w:rFonts w:cs="Times New Roman"/>
+          <w:sz w:val="18"/>
+        </w:rPr>
+        <w:t>shutangGrok</w:t>
+      </w:r>
+      <w:proofErr w:type="spellEnd"/>
     </w:p>
     <w:p>
       <w:pPr>
@@ -1041,287 +1833,44 @@
         <w:ind w:firstLine="360"/>
         <w:jc w:val="left"/>
         <w:rPr>
-          <w:sz w:val="18"/>
-        </w:rPr>
-      </w:pPr>
-      <w:r>
-        <w:rPr>
-          <w:sz w:val="18"/>
-        </w:rPr>
-        <w:t>：</w:t>
-      </w:r>
-    </w:p>
-    <w:p>
-      <w:pPr>
-        <w:widowControl/>
-        <w:numPr>
-          <w:ilvl w:val="0"/>
-          <w:numId w:val="33"/>
-        </w:numPr>
-        <w:spacing w:after="0" w:line="240" w:lineRule="auto"/>
-        <w:jc w:val="left"/>
-        <w:rPr>
-          <w:sz w:val="18"/>
-        </w:rPr>
-      </w:pPr>
-      <w:r>
-        <w:rPr>
-          <w:sz w:val="18"/>
-        </w:rPr>
-        <w:t>租户管理集群 (Tenant Hubs - East US 2):</w:t>
-      </w:r>
-    </w:p>
-    <w:p>
-      <w:pPr>
-        <w:widowControl/>
-        <w:numPr>
-          <w:ilvl w:val="1"/>
-          <w:numId w:val="33"/>
-        </w:numPr>
-        <w:spacing w:after="0" w:line="240" w:lineRule="auto"/>
-        <w:jc w:val="left"/>
-        <w:rPr>
-          <w:sz w:val="18"/>
-        </w:rPr>
-      </w:pPr>
-      <w:r>
-        <w:rPr>
-          <w:sz w:val="18"/>
-        </w:rPr>
-        <w:t>资源: admin-2848-resource, admin-3093-resource, admin-6996-resource 等。</w:t>
-      </w:r>
-    </w:p>
-    <w:p>
-      <w:pPr>
-        <w:widowControl/>
-        <w:numPr>
-          <w:ilvl w:val="1"/>
-          <w:numId w:val="33"/>
-        </w:numPr>
-        <w:spacing w:after="0" w:line="240" w:lineRule="auto"/>
-        <w:jc w:val="left"/>
-        <w:rPr>
-          <w:sz w:val="18"/>
-        </w:rPr>
-      </w:pPr>
-      <w:r>
-        <w:rPr>
-          <w:sz w:val="18"/>
-        </w:rPr>
-        <w:t>架构作用: 每个 Resource 对应一个 B2B 客户。</w:t>
-      </w:r>
-    </w:p>
-    <w:p>
-      <w:pPr>
-        <w:widowControl/>
-        <w:numPr>
-          <w:ilvl w:val="2"/>
-          <w:numId w:val="33"/>
-        </w:numPr>
-        <w:spacing w:after="0" w:line="240" w:lineRule="auto"/>
-        <w:jc w:val="left"/>
-        <w:rPr>
-          <w:sz w:val="18"/>
-        </w:rPr>
-      </w:pPr>
-      <w:r>
-        <w:rPr>
-          <w:sz w:val="18"/>
-        </w:rPr>
-        <w:t>Admin-2848: 包含私有的 Prompt 模板库</w:t>
-      </w:r>
-    </w:p>
-    <w:p>
-      <w:pPr>
-        <w:widowControl/>
-        <w:numPr>
-          <w:ilvl w:val="2"/>
-          <w:numId w:val="33"/>
-        </w:numPr>
-        <w:spacing w:after="0" w:line="240" w:lineRule="auto"/>
-        <w:jc w:val="left"/>
-        <w:rPr>
-          <w:sz w:val="18"/>
-        </w:rPr>
-      </w:pPr>
-      <w:r>
-        <w:rPr>
-          <w:sz w:val="18"/>
-        </w:rPr>
-        <w:t>Admin-6996: 包含私有的 RAG 知识库</w:t>
-      </w:r>
-    </w:p>
-    <w:p>
-      <w:pPr>
-        <w:widowControl/>
-        <w:numPr>
-          <w:ilvl w:val="1"/>
-          <w:numId w:val="33"/>
-        </w:numPr>
-        <w:spacing w:after="0" w:line="240" w:lineRule="auto"/>
-        <w:jc w:val="left"/>
-        <w:rPr>
-          <w:sz w:val="18"/>
-        </w:rPr>
-      </w:pPr>
-      <w:r>
-        <w:rPr>
-          <w:sz w:val="18"/>
-        </w:rPr>
-        <w:t>Azure AI Foundry Project: 每个 Resource 下挂载具体的 Project，用于通过 AI Studio 进行细粒度的权限管理和模型微调。</w:t>
-      </w:r>
-    </w:p>
-    <w:p>
-      <w:pPr>
-        <w:widowControl/>
-        <w:numPr>
-          <w:ilvl w:val="0"/>
-          <w:numId w:val="33"/>
-        </w:numPr>
-        <w:spacing w:after="0" w:line="240" w:lineRule="auto"/>
-        <w:jc w:val="left"/>
-        <w:rPr>
-          <w:sz w:val="18"/>
-        </w:rPr>
-      </w:pPr>
-      <w:r>
-        <w:rPr>
-          <w:sz w:val="18"/>
-        </w:rPr>
-        <w:t>算力扩缩集群:</w:t>
-      </w:r>
-    </w:p>
-    <w:p>
-      <w:pPr>
-        <w:widowControl/>
-        <w:numPr>
-          <w:ilvl w:val="1"/>
-          <w:numId w:val="33"/>
-        </w:numPr>
-        <w:spacing w:after="0" w:line="240" w:lineRule="auto"/>
-        <w:jc w:val="left"/>
-        <w:rPr>
-          <w:sz w:val="18"/>
-        </w:rPr>
-      </w:pPr>
-      <w:r>
-        <w:rPr>
-          <w:sz w:val="18"/>
-        </w:rPr>
-        <w:t>资源: 1105test20 至 1105test35，以及 1110test100, 1110testZ1。</w:t>
-      </w:r>
-    </w:p>
-    <w:p>
-      <w:pPr>
-        <w:widowControl/>
-        <w:numPr>
-          <w:ilvl w:val="1"/>
-          <w:numId w:val="33"/>
-        </w:numPr>
-        <w:spacing w:after="0" w:line="240" w:lineRule="auto"/>
-        <w:jc w:val="left"/>
-        <w:rPr>
-          <w:sz w:val="18"/>
-        </w:rPr>
-      </w:pPr>
-      <w:r>
-        <w:rPr>
-          <w:sz w:val="18"/>
-        </w:rPr>
-        <w:t>架构作用: 这是一个庞大的 Azure OpenAI 资源池。</w:t>
-      </w:r>
-    </w:p>
-    <w:p>
-      <w:pPr>
-        <w:widowControl/>
-        <w:numPr>
-          <w:ilvl w:val="2"/>
-          <w:numId w:val="33"/>
-        </w:numPr>
-        <w:spacing w:after="0" w:line="240" w:lineRule="auto"/>
-        <w:jc w:val="left"/>
-        <w:rPr>
-          <w:sz w:val="18"/>
-        </w:rPr>
-      </w:pPr>
-      <w:r>
-        <w:rPr>
-          <w:sz w:val="18"/>
-        </w:rPr>
-        <w:t>Test20-Test29</w:t>
-      </w:r>
-      <w:r>
-        <w:rPr>
           <w:rFonts w:hint="eastAsia"/>
           <w:sz w:val="18"/>
         </w:rPr>
-        <w:t>：</w:t>
-      </w:r>
-      <w:r>
-        <w:rPr>
-          <w:sz w:val="18"/>
-        </w:rPr>
-        <w:t> 提供 GPT-4.1 和 GPT-4o-mini，服务于日常文档处理和客服对话。</w:t>
-      </w:r>
-    </w:p>
-    <w:p>
-      <w:pPr>
-        <w:widowControl/>
-        <w:numPr>
-          <w:ilvl w:val="2"/>
-          <w:numId w:val="33"/>
-        </w:numPr>
-        <w:spacing w:after="0" w:line="240" w:lineRule="auto"/>
-        <w:jc w:val="left"/>
-        <w:rPr>
-          <w:sz w:val="18"/>
-        </w:rPr>
-      </w:pPr>
-      <w:r>
-        <w:rPr>
-          <w:sz w:val="18"/>
-        </w:rPr>
-        <w:t>Test30-Test35: 提供 GPT-5 和 GPT-4o，服务于创意设计和复杂决策。</w:t>
-      </w:r>
-    </w:p>
-    <w:p>
-      <w:pPr>
-        <w:widowControl/>
-        <w:numPr>
-          <w:ilvl w:val="2"/>
-          <w:numId w:val="33"/>
-        </w:numPr>
-        <w:spacing w:after="0" w:line="240" w:lineRule="auto"/>
-        <w:jc w:val="left"/>
-        <w:rPr>
-          <w:sz w:val="18"/>
-        </w:rPr>
-      </w:pPr>
-      <w:r>
-        <w:rPr>
-          <w:sz w:val="18"/>
-        </w:rPr>
-        <w:t>Test100: 预留的高吞吐资源，用于应对租户的临时爆发流量。</w:t>
-      </w:r>
-    </w:p>
-    <w:p>
-      <w:pPr>
-        <w:widowControl/>
-        <w:numPr>
-          <w:ilvl w:val="1"/>
-          <w:numId w:val="33"/>
-        </w:numPr>
-        <w:spacing w:after="0" w:line="240" w:lineRule="auto"/>
-        <w:jc w:val="left"/>
-        <w:rPr>
-          <w:sz w:val="18"/>
-        </w:rPr>
-      </w:pPr>
-      <w:r>
-        <w:rPr>
-          <w:sz w:val="18"/>
-        </w:rPr>
-        <w:t>负载均衡: 使用 Azure API Management在这些实例间进行轮询和故障转移，确保没有任何一个租户会因为单一资源限流而服务中断。</w:t>
+      </w:pPr>
+      <w:r>
+        <w:rPr>
+          <w:rFonts w:cs="Times New Roman" w:hint="eastAsia"/>
+          <w:sz w:val="18"/>
+        </w:rPr>
+        <w:t>用途</w:t>
+      </w:r>
+      <w:r>
+        <w:rPr>
+          <w:rFonts w:cs="Times New Roman"/>
+          <w:sz w:val="18"/>
+        </w:rPr>
+        <w:t xml:space="preserve">: Prompt </w:t>
+      </w:r>
+      <w:r>
+        <w:rPr>
+          <w:rFonts w:cs="Times New Roman" w:hint="eastAsia"/>
+          <w:sz w:val="18"/>
+        </w:rPr>
+        <w:t>工程管理与评估。用于智体科技的研发团队管理不同车型、不同场景下的</w:t>
+      </w:r>
+      <w:r>
+        <w:rPr>
+          <w:rFonts w:cs="Times New Roman"/>
+          <w:sz w:val="18"/>
+        </w:rPr>
+        <w:t xml:space="preserve"> Prompt </w:t>
+      </w:r>
+      <w:r>
+        <w:rPr>
+          <w:rFonts w:cs="Times New Roman" w:hint="eastAsia"/>
+          <w:sz w:val="18"/>
+        </w:rPr>
+        <w:t>版本，评估模型回复质量</w:t>
       </w:r>
     </w:p>
     <w:p>
@@ -1391,7 +1940,14 @@
         <w:rPr>
           <w:sz w:val="18"/>
         </w:rPr>
-        <w:t>托管标识: 所有 admin 资源与 test 资源之间的调用，均通过 Azure AD 的托管标识进行认证，杜绝 API Key 泄露风险。</w:t>
+        <w:t>托管标识: 所有 admin 资源与 test 资源之间的调用，均通过 Azure AD 的托管标识进行认证，</w:t>
+      </w:r>
+      <w:r>
+        <w:rPr>
+          <w:sz w:val="18"/>
+        </w:rPr>
+        <w:lastRenderedPageBreak/>
+        <w:t>杜绝 API Key 泄露风险。</w:t>
       </w:r>
     </w:p>
     <w:p>
@@ -1408,7 +1964,6 @@
           <w:sz w:val="36"/>
           <w:szCs w:val="36"/>
         </w:rPr>
-        <w:lastRenderedPageBreak/>
         <w:t>七</w:t>
       </w:r>
       <w:r>
@@ -1438,11 +1993,33 @@
           <w:sz w:val="18"/>
         </w:rPr>
       </w:pPr>
-      <w:r>
-        <w:rPr>
-          <w:sz w:val="18"/>
-        </w:rPr>
-        <w:t>RedSteed SDK: RedSteed 向 B2B 客户提供封装好的 SDK。客户系统调用 SDK 时，需传入 Tenant-ID。</w:t>
+      <w:proofErr w:type="spellStart"/>
+      <w:r>
+        <w:rPr>
+          <w:sz w:val="18"/>
+        </w:rPr>
+        <w:t>RedSteed</w:t>
+      </w:r>
+      <w:proofErr w:type="spellEnd"/>
+      <w:r>
+        <w:rPr>
+          <w:sz w:val="18"/>
+        </w:rPr>
+        <w:t xml:space="preserve"> SDK: </w:t>
+      </w:r>
+      <w:proofErr w:type="spellStart"/>
+      <w:r>
+        <w:rPr>
+          <w:sz w:val="18"/>
+        </w:rPr>
+        <w:t>RedSteed</w:t>
+      </w:r>
+      <w:proofErr w:type="spellEnd"/>
+      <w:r>
+        <w:rPr>
+          <w:sz w:val="18"/>
+        </w:rPr>
+        <w:t xml:space="preserve"> 向 B2B 客户提供封装好的 SDK。客户系统调用 SDK 时，需传入 Tenant-ID。</w:t>
       </w:r>
     </w:p>
     <w:p>
@@ -1489,7 +2066,21 @@
         <w:rPr>
           <w:sz w:val="18"/>
         </w:rPr>
-        <w:t>计费集成: 网关实时记录每个 Tenant 的 Token 消耗，对接 RedSteed 的财务系统生成月度账单。</w:t>
+        <w:t xml:space="preserve">计费集成: 网关实时记录每个 Tenant 的 Token 消耗，对接 </w:t>
+      </w:r>
+      <w:proofErr w:type="spellStart"/>
+      <w:r>
+        <w:rPr>
+          <w:sz w:val="18"/>
+        </w:rPr>
+        <w:t>RedSteed</w:t>
+      </w:r>
+      <w:proofErr w:type="spellEnd"/>
+      <w:r>
+        <w:rPr>
+          <w:sz w:val="18"/>
+        </w:rPr>
+        <w:t xml:space="preserve"> 的财务系统生成月度账单。</w:t>
       </w:r>
     </w:p>
     <w:p>
@@ -1653,7 +2244,6 @@
           <w:p>
             <w:pPr>
               <w:rPr>
-                <w:rFonts w:hint="eastAsia"/>
                 <w:sz w:val="18"/>
                 <w:szCs w:val="21"/>
               </w:rPr>
@@ -1682,7 +2272,6 @@
           <w:p>
             <w:pPr>
               <w:rPr>
-                <w:rFonts w:hint="eastAsia"/>
                 <w:sz w:val="18"/>
                 <w:szCs w:val="21"/>
               </w:rPr>
@@ -1711,7 +2300,6 @@
           <w:p>
             <w:pPr>
               <w:rPr>
-                <w:rFonts w:hint="eastAsia"/>
                 <w:sz w:val="18"/>
                 <w:szCs w:val="21"/>
               </w:rPr>
@@ -1742,7 +2330,6 @@
           <w:p>
             <w:pPr>
               <w:rPr>
-                <w:rFonts w:hint="eastAsia"/>
                 <w:sz w:val="18"/>
                 <w:szCs w:val="21"/>
               </w:rPr>
@@ -1771,7 +2358,6 @@
           <w:p>
             <w:pPr>
               <w:rPr>
-                <w:rFonts w:hint="eastAsia"/>
                 <w:sz w:val="18"/>
                 <w:szCs w:val="21"/>
               </w:rPr>
@@ -1800,7 +2386,6 @@
           <w:p>
             <w:pPr>
               <w:rPr>
-                <w:rFonts w:hint="eastAsia"/>
                 <w:sz w:val="18"/>
                 <w:szCs w:val="21"/>
               </w:rPr>
@@ -1829,7 +2414,6 @@
           <w:p>
             <w:pPr>
               <w:rPr>
-                <w:rFonts w:hint="eastAsia"/>
                 <w:sz w:val="18"/>
                 <w:szCs w:val="21"/>
               </w:rPr>
@@ -1860,7 +2444,6 @@
           <w:p>
             <w:pPr>
               <w:rPr>
-                <w:rFonts w:hint="eastAsia"/>
                 <w:sz w:val="18"/>
                 <w:szCs w:val="21"/>
               </w:rPr>
@@ -1871,6 +2454,7 @@
                 <w:sz w:val="18"/>
                 <w:szCs w:val="21"/>
               </w:rPr>
+              <w:lastRenderedPageBreak/>
               <w:t>Azure OpenAI</w:t>
             </w:r>
           </w:p>
@@ -1889,7 +2473,6 @@
           <w:p>
             <w:pPr>
               <w:rPr>
-                <w:rFonts w:hint="eastAsia"/>
                 <w:sz w:val="18"/>
                 <w:szCs w:val="21"/>
               </w:rPr>
@@ -1918,7 +2501,6 @@
           <w:p>
             <w:pPr>
               <w:rPr>
-                <w:rFonts w:hint="eastAsia"/>
                 <w:sz w:val="18"/>
                 <w:szCs w:val="21"/>
               </w:rPr>
@@ -1947,7 +2529,6 @@
           <w:p>
             <w:pPr>
               <w:rPr>
-                <w:rFonts w:hint="eastAsia"/>
                 <w:sz w:val="18"/>
                 <w:szCs w:val="21"/>
               </w:rPr>
@@ -1978,7 +2559,6 @@
           <w:p>
             <w:pPr>
               <w:rPr>
-                <w:rFonts w:hint="eastAsia"/>
                 <w:sz w:val="18"/>
                 <w:szCs w:val="21"/>
               </w:rPr>
@@ -1989,7 +2569,6 @@
                 <w:sz w:val="18"/>
                 <w:szCs w:val="21"/>
               </w:rPr>
-              <w:lastRenderedPageBreak/>
               <w:t>Azure OpenAI</w:t>
             </w:r>
           </w:p>
@@ -2008,7 +2587,6 @@
           <w:p>
             <w:pPr>
               <w:rPr>
-                <w:rFonts w:hint="eastAsia"/>
                 <w:sz w:val="18"/>
                 <w:szCs w:val="21"/>
               </w:rPr>
@@ -2037,7 +2615,6 @@
           <w:p>
             <w:pPr>
               <w:rPr>
-                <w:rFonts w:hint="eastAsia"/>
                 <w:sz w:val="18"/>
                 <w:szCs w:val="21"/>
               </w:rPr>
@@ -2066,7 +2643,6 @@
           <w:p>
             <w:pPr>
               <w:rPr>
-                <w:rFonts w:hint="eastAsia"/>
                 <w:sz w:val="18"/>
                 <w:szCs w:val="21"/>
               </w:rPr>
@@ -2097,7 +2673,6 @@
           <w:p>
             <w:pPr>
               <w:rPr>
-                <w:rFonts w:hint="eastAsia"/>
                 <w:sz w:val="18"/>
                 <w:szCs w:val="21"/>
               </w:rPr>
@@ -2126,7 +2701,6 @@
           <w:p>
             <w:pPr>
               <w:rPr>
-                <w:rFonts w:hint="eastAsia"/>
                 <w:sz w:val="18"/>
                 <w:szCs w:val="21"/>
               </w:rPr>
@@ -2155,7 +2729,6 @@
           <w:p>
             <w:pPr>
               <w:rPr>
-                <w:rFonts w:hint="eastAsia"/>
                 <w:sz w:val="18"/>
                 <w:szCs w:val="21"/>
               </w:rPr>
@@ -2184,7 +2757,6 @@
           <w:p>
             <w:pPr>
               <w:rPr>
-                <w:rFonts w:hint="eastAsia"/>
                 <w:sz w:val="18"/>
                 <w:szCs w:val="21"/>
               </w:rPr>
@@ -2215,7 +2787,6 @@
           <w:p>
             <w:pPr>
               <w:rPr>
-                <w:rFonts w:hint="eastAsia"/>
                 <w:sz w:val="18"/>
                 <w:szCs w:val="21"/>
               </w:rPr>
@@ -2244,7 +2815,6 @@
           <w:p>
             <w:pPr>
               <w:rPr>
-                <w:rFonts w:hint="eastAsia"/>
                 <w:sz w:val="18"/>
                 <w:szCs w:val="21"/>
               </w:rPr>
@@ -2273,7 +2843,6 @@
           <w:p>
             <w:pPr>
               <w:rPr>
-                <w:rFonts w:hint="eastAsia"/>
                 <w:sz w:val="18"/>
                 <w:szCs w:val="21"/>
               </w:rPr>
@@ -2302,7 +2871,6 @@
           <w:p>
             <w:pPr>
               <w:rPr>
-                <w:rFonts w:hint="eastAsia"/>
                 <w:sz w:val="18"/>
                 <w:szCs w:val="21"/>
               </w:rPr>
@@ -2333,7 +2901,6 @@
           <w:p>
             <w:pPr>
               <w:rPr>
-                <w:rFonts w:hint="eastAsia"/>
                 <w:sz w:val="18"/>
                 <w:szCs w:val="21"/>
               </w:rPr>
@@ -2362,7 +2929,6 @@
           <w:p>
             <w:pPr>
               <w:rPr>
-                <w:rFonts w:hint="eastAsia"/>
                 <w:sz w:val="18"/>
                 <w:szCs w:val="21"/>
               </w:rPr>
@@ -2391,7 +2957,6 @@
           <w:p>
             <w:pPr>
               <w:rPr>
-                <w:rFonts w:hint="eastAsia"/>
                 <w:sz w:val="18"/>
                 <w:szCs w:val="21"/>
               </w:rPr>
@@ -2420,7 +2985,6 @@
           <w:p>
             <w:pPr>
               <w:rPr>
-                <w:rFonts w:hint="eastAsia"/>
                 <w:sz w:val="18"/>
                 <w:szCs w:val="21"/>
               </w:rPr>
@@ -2451,7 +3015,6 @@
           <w:p>
             <w:pPr>
               <w:rPr>
-                <w:rFonts w:hint="eastAsia"/>
                 <w:sz w:val="18"/>
                 <w:szCs w:val="21"/>
               </w:rPr>
@@ -2480,7 +3043,6 @@
           <w:p>
             <w:pPr>
               <w:rPr>
-                <w:rFonts w:hint="eastAsia"/>
                 <w:sz w:val="18"/>
                 <w:szCs w:val="21"/>
               </w:rPr>
@@ -2509,7 +3071,6 @@
           <w:p>
             <w:pPr>
               <w:rPr>
-                <w:rFonts w:hint="eastAsia"/>
                 <w:sz w:val="18"/>
                 <w:szCs w:val="21"/>
               </w:rPr>
@@ -2538,7 +3099,6 @@
           <w:p>
             <w:pPr>
               <w:rPr>
-                <w:rFonts w:hint="eastAsia"/>
                 <w:sz w:val="18"/>
                 <w:szCs w:val="21"/>
               </w:rPr>
@@ -2558,7 +3118,6 @@
     <w:p>
       <w:pPr>
         <w:rPr>
-          <w:rFonts w:hint="eastAsia"/>
           <w:sz w:val="18"/>
           <w:szCs w:val="21"/>
         </w:rPr>
@@ -3339,6 +3898,155 @@
     </w:lvl>
   </w:abstractNum>
   <w:abstractNum w:abstractNumId="4" w15:restartNumberingAfterBreak="0">
+    <w:nsid w:val="17E277A3"/>
+    <w:multiLevelType w:val="multilevel"/>
+    <w:tmpl w:val="FFFFFFFF"/>
+    <w:lvl w:ilvl="0">
+      <w:start w:val="1"/>
+      <w:numFmt w:val="bullet"/>
+      <w:lvlText w:val=""/>
+      <w:lvlJc w:val="left"/>
+      <w:pPr>
+        <w:tabs>
+          <w:tab w:val="num" w:pos="720"/>
+        </w:tabs>
+        <w:ind w:left="720" w:hanging="360"/>
+      </w:pPr>
+      <w:rPr>
+        <w:rFonts w:ascii="Symbol" w:hAnsi="Symbol" w:hint="default"/>
+        <w:sz w:val="20"/>
+      </w:rPr>
+    </w:lvl>
+    <w:lvl w:ilvl="1">
+      <w:start w:val="1"/>
+      <w:numFmt w:val="bullet"/>
+      <w:lvlText w:val="o"/>
+      <w:lvlJc w:val="left"/>
+      <w:pPr>
+        <w:tabs>
+          <w:tab w:val="num" w:pos="1440"/>
+        </w:tabs>
+        <w:ind w:left="1440" w:hanging="360"/>
+      </w:pPr>
+      <w:rPr>
+        <w:rFonts w:ascii="Courier New" w:hAnsi="Courier New" w:hint="default"/>
+        <w:sz w:val="20"/>
+      </w:rPr>
+    </w:lvl>
+    <w:lvl w:ilvl="2" w:tentative="1">
+      <w:start w:val="1"/>
+      <w:numFmt w:val="bullet"/>
+      <w:lvlText w:val=""/>
+      <w:lvlJc w:val="left"/>
+      <w:pPr>
+        <w:tabs>
+          <w:tab w:val="num" w:pos="2160"/>
+        </w:tabs>
+        <w:ind w:left="2160" w:hanging="360"/>
+      </w:pPr>
+      <w:rPr>
+        <w:rFonts w:ascii="Wingdings" w:hAnsi="Wingdings" w:hint="default"/>
+        <w:sz w:val="20"/>
+      </w:rPr>
+    </w:lvl>
+    <w:lvl w:ilvl="3" w:tentative="1">
+      <w:start w:val="1"/>
+      <w:numFmt w:val="bullet"/>
+      <w:lvlText w:val=""/>
+      <w:lvlJc w:val="left"/>
+      <w:pPr>
+        <w:tabs>
+          <w:tab w:val="num" w:pos="2880"/>
+        </w:tabs>
+        <w:ind w:left="2880" w:hanging="360"/>
+      </w:pPr>
+      <w:rPr>
+        <w:rFonts w:ascii="Wingdings" w:hAnsi="Wingdings" w:hint="default"/>
+        <w:sz w:val="20"/>
+      </w:rPr>
+    </w:lvl>
+    <w:lvl w:ilvl="4" w:tentative="1">
+      <w:start w:val="1"/>
+      <w:numFmt w:val="bullet"/>
+      <w:lvlText w:val=""/>
+      <w:lvlJc w:val="left"/>
+      <w:pPr>
+        <w:tabs>
+          <w:tab w:val="num" w:pos="3600"/>
+        </w:tabs>
+        <w:ind w:left="3600" w:hanging="360"/>
+      </w:pPr>
+      <w:rPr>
+        <w:rFonts w:ascii="Wingdings" w:hAnsi="Wingdings" w:hint="default"/>
+        <w:sz w:val="20"/>
+      </w:rPr>
+    </w:lvl>
+    <w:lvl w:ilvl="5" w:tentative="1">
+      <w:start w:val="1"/>
+      <w:numFmt w:val="bullet"/>
+      <w:lvlText w:val=""/>
+      <w:lvlJc w:val="left"/>
+      <w:pPr>
+        <w:tabs>
+          <w:tab w:val="num" w:pos="4320"/>
+        </w:tabs>
+        <w:ind w:left="4320" w:hanging="360"/>
+      </w:pPr>
+      <w:rPr>
+        <w:rFonts w:ascii="Wingdings" w:hAnsi="Wingdings" w:hint="default"/>
+        <w:sz w:val="20"/>
+      </w:rPr>
+    </w:lvl>
+    <w:lvl w:ilvl="6" w:tentative="1">
+      <w:start w:val="1"/>
+      <w:numFmt w:val="bullet"/>
+      <w:lvlText w:val=""/>
+      <w:lvlJc w:val="left"/>
+      <w:pPr>
+        <w:tabs>
+          <w:tab w:val="num" w:pos="5040"/>
+        </w:tabs>
+        <w:ind w:left="5040" w:hanging="360"/>
+      </w:pPr>
+      <w:rPr>
+        <w:rFonts w:ascii="Wingdings" w:hAnsi="Wingdings" w:hint="default"/>
+        <w:sz w:val="20"/>
+      </w:rPr>
+    </w:lvl>
+    <w:lvl w:ilvl="7" w:tentative="1">
+      <w:start w:val="1"/>
+      <w:numFmt w:val="bullet"/>
+      <w:lvlText w:val=""/>
+      <w:lvlJc w:val="left"/>
+      <w:pPr>
+        <w:tabs>
+          <w:tab w:val="num" w:pos="5760"/>
+        </w:tabs>
+        <w:ind w:left="5760" w:hanging="360"/>
+      </w:pPr>
+      <w:rPr>
+        <w:rFonts w:ascii="Wingdings" w:hAnsi="Wingdings" w:hint="default"/>
+        <w:sz w:val="20"/>
+      </w:rPr>
+    </w:lvl>
+    <w:lvl w:ilvl="8" w:tentative="1">
+      <w:start w:val="1"/>
+      <w:numFmt w:val="bullet"/>
+      <w:lvlText w:val=""/>
+      <w:lvlJc w:val="left"/>
+      <w:pPr>
+        <w:tabs>
+          <w:tab w:val="num" w:pos="6480"/>
+        </w:tabs>
+        <w:ind w:left="6480" w:hanging="360"/>
+      </w:pPr>
+      <w:rPr>
+        <w:rFonts w:ascii="Wingdings" w:hAnsi="Wingdings" w:hint="default"/>
+        <w:sz w:val="20"/>
+      </w:rPr>
+    </w:lvl>
+  </w:abstractNum>
+  <w:abstractNum w:abstractNumId="5" w15:restartNumberingAfterBreak="0">
     <w:nsid w:val="185B0DF7"/>
     <w:multiLevelType w:val="multilevel"/>
     <w:tmpl w:val="BAEC955E"/>
@@ -3451,7 +4159,7 @@
       </w:pPr>
     </w:lvl>
   </w:abstractNum>
-  <w:abstractNum w:abstractNumId="5" w15:restartNumberingAfterBreak="0">
+  <w:abstractNum w:abstractNumId="6" w15:restartNumberingAfterBreak="0">
     <w:nsid w:val="1A1B236D"/>
     <w:multiLevelType w:val="multilevel"/>
     <w:tmpl w:val="A0C8856A"/>
@@ -3600,7 +4308,7 @@
       </w:rPr>
     </w:lvl>
   </w:abstractNum>
-  <w:abstractNum w:abstractNumId="6" w15:restartNumberingAfterBreak="0">
+  <w:abstractNum w:abstractNumId="7" w15:restartNumberingAfterBreak="0">
     <w:nsid w:val="207E40DA"/>
     <w:multiLevelType w:val="multilevel"/>
     <w:tmpl w:val="6C486A88"/>
@@ -3749,7 +4457,7 @@
       </w:rPr>
     </w:lvl>
   </w:abstractNum>
-  <w:abstractNum w:abstractNumId="7" w15:restartNumberingAfterBreak="0">
+  <w:abstractNum w:abstractNumId="8" w15:restartNumberingAfterBreak="0">
     <w:nsid w:val="223A501B"/>
     <w:multiLevelType w:val="multilevel"/>
     <w:tmpl w:val="B8507968"/>
@@ -3898,7 +4606,7 @@
       </w:rPr>
     </w:lvl>
   </w:abstractNum>
-  <w:abstractNum w:abstractNumId="8" w15:restartNumberingAfterBreak="0">
+  <w:abstractNum w:abstractNumId="9" w15:restartNumberingAfterBreak="0">
     <w:nsid w:val="25990996"/>
     <w:multiLevelType w:val="multilevel"/>
     <w:tmpl w:val="D78C8EE8"/>
@@ -4047,7 +4755,7 @@
       </w:rPr>
     </w:lvl>
   </w:abstractNum>
-  <w:abstractNum w:abstractNumId="9" w15:restartNumberingAfterBreak="0">
+  <w:abstractNum w:abstractNumId="10" w15:restartNumberingAfterBreak="0">
     <w:nsid w:val="25CD5B5A"/>
     <w:multiLevelType w:val="multilevel"/>
     <w:tmpl w:val="87C07BB2"/>
@@ -4196,7 +4904,7 @@
       </w:rPr>
     </w:lvl>
   </w:abstractNum>
-  <w:abstractNum w:abstractNumId="10" w15:restartNumberingAfterBreak="0">
+  <w:abstractNum w:abstractNumId="11" w15:restartNumberingAfterBreak="0">
     <w:nsid w:val="26F6557C"/>
     <w:multiLevelType w:val="multilevel"/>
     <w:tmpl w:val="5AA02988"/>
@@ -4345,7 +5053,7 @@
       </w:rPr>
     </w:lvl>
   </w:abstractNum>
-  <w:abstractNum w:abstractNumId="11" w15:restartNumberingAfterBreak="0">
+  <w:abstractNum w:abstractNumId="12" w15:restartNumberingAfterBreak="0">
     <w:nsid w:val="27383E0E"/>
     <w:multiLevelType w:val="multilevel"/>
     <w:tmpl w:val="C2C0F56C"/>
@@ -4494,7 +5202,7 @@
       </w:rPr>
     </w:lvl>
   </w:abstractNum>
-  <w:abstractNum w:abstractNumId="12" w15:restartNumberingAfterBreak="0">
+  <w:abstractNum w:abstractNumId="13" w15:restartNumberingAfterBreak="0">
     <w:nsid w:val="28F4543F"/>
     <w:multiLevelType w:val="multilevel"/>
     <w:tmpl w:val="71F4391E"/>
@@ -4643,7 +5351,7 @@
       </w:rPr>
     </w:lvl>
   </w:abstractNum>
-  <w:abstractNum w:abstractNumId="13" w15:restartNumberingAfterBreak="0">
+  <w:abstractNum w:abstractNumId="14" w15:restartNumberingAfterBreak="0">
     <w:nsid w:val="2AF119C8"/>
     <w:multiLevelType w:val="multilevel"/>
     <w:tmpl w:val="6FE63318"/>
@@ -4792,7 +5500,7 @@
       </w:rPr>
     </w:lvl>
   </w:abstractNum>
-  <w:abstractNum w:abstractNumId="14" w15:restartNumberingAfterBreak="0">
+  <w:abstractNum w:abstractNumId="15" w15:restartNumberingAfterBreak="0">
     <w:nsid w:val="2D3F09D2"/>
     <w:multiLevelType w:val="multilevel"/>
     <w:tmpl w:val="03182BB6"/>
@@ -4937,7 +5645,7 @@
       </w:rPr>
     </w:lvl>
   </w:abstractNum>
-  <w:abstractNum w:abstractNumId="15" w15:restartNumberingAfterBreak="0">
+  <w:abstractNum w:abstractNumId="16" w15:restartNumberingAfterBreak="0">
     <w:nsid w:val="350D7666"/>
     <w:multiLevelType w:val="multilevel"/>
     <w:tmpl w:val="D6681176"/>
@@ -5086,7 +5794,7 @@
       </w:rPr>
     </w:lvl>
   </w:abstractNum>
-  <w:abstractNum w:abstractNumId="16" w15:restartNumberingAfterBreak="0">
+  <w:abstractNum w:abstractNumId="17" w15:restartNumberingAfterBreak="0">
     <w:nsid w:val="3572087F"/>
     <w:multiLevelType w:val="multilevel"/>
     <w:tmpl w:val="431AC046"/>
@@ -5235,7 +5943,7 @@
       </w:rPr>
     </w:lvl>
   </w:abstractNum>
-  <w:abstractNum w:abstractNumId="17" w15:restartNumberingAfterBreak="0">
+  <w:abstractNum w:abstractNumId="18" w15:restartNumberingAfterBreak="0">
     <w:nsid w:val="407C0FDB"/>
     <w:multiLevelType w:val="multilevel"/>
     <w:tmpl w:val="D7243B1C"/>
@@ -5384,7 +6092,7 @@
       </w:rPr>
     </w:lvl>
   </w:abstractNum>
-  <w:abstractNum w:abstractNumId="18" w15:restartNumberingAfterBreak="0">
+  <w:abstractNum w:abstractNumId="19" w15:restartNumberingAfterBreak="0">
     <w:nsid w:val="421848B4"/>
     <w:multiLevelType w:val="multilevel"/>
     <w:tmpl w:val="C12A248A"/>
@@ -5533,7 +6241,7 @@
       </w:rPr>
     </w:lvl>
   </w:abstractNum>
-  <w:abstractNum w:abstractNumId="19" w15:restartNumberingAfterBreak="0">
+  <w:abstractNum w:abstractNumId="20" w15:restartNumberingAfterBreak="0">
     <w:nsid w:val="475373A2"/>
     <w:multiLevelType w:val="multilevel"/>
     <w:tmpl w:val="D69E1C5A"/>
@@ -5646,7 +6354,7 @@
       </w:pPr>
     </w:lvl>
   </w:abstractNum>
-  <w:abstractNum w:abstractNumId="20" w15:restartNumberingAfterBreak="0">
+  <w:abstractNum w:abstractNumId="21" w15:restartNumberingAfterBreak="0">
     <w:nsid w:val="479C6293"/>
     <w:multiLevelType w:val="multilevel"/>
     <w:tmpl w:val="C958B476"/>
@@ -5795,7 +6503,7 @@
       </w:rPr>
     </w:lvl>
   </w:abstractNum>
-  <w:abstractNum w:abstractNumId="21" w15:restartNumberingAfterBreak="0">
+  <w:abstractNum w:abstractNumId="22" w15:restartNumberingAfterBreak="0">
     <w:nsid w:val="48291A74"/>
     <w:multiLevelType w:val="multilevel"/>
     <w:tmpl w:val="2E106154"/>
@@ -5944,7 +6652,7 @@
       </w:rPr>
     </w:lvl>
   </w:abstractNum>
-  <w:abstractNum w:abstractNumId="22" w15:restartNumberingAfterBreak="0">
+  <w:abstractNum w:abstractNumId="23" w15:restartNumberingAfterBreak="0">
     <w:nsid w:val="4ABA7B9A"/>
     <w:multiLevelType w:val="multilevel"/>
     <w:tmpl w:val="0E3681FA"/>
@@ -6093,7 +6801,147 @@
       </w:rPr>
     </w:lvl>
   </w:abstractNum>
-  <w:abstractNum w:abstractNumId="23" w15:restartNumberingAfterBreak="0">
+  <w:abstractNum w:abstractNumId="24" w15:restartNumberingAfterBreak="0">
+    <w:nsid w:val="51E62E7E"/>
+    <w:multiLevelType w:val="multilevel"/>
+    <w:tmpl w:val="FFFFFFFF"/>
+    <w:lvl w:ilvl="0">
+      <w:start w:val="1"/>
+      <w:numFmt w:val="decimal"/>
+      <w:lvlText w:val="%1."/>
+      <w:lvlJc w:val="left"/>
+      <w:pPr>
+        <w:tabs>
+          <w:tab w:val="num" w:pos="720"/>
+        </w:tabs>
+        <w:ind w:left="720" w:hanging="360"/>
+      </w:pPr>
+      <w:rPr>
+        <w:rFonts w:cs="Times New Roman"/>
+      </w:rPr>
+    </w:lvl>
+    <w:lvl w:ilvl="1" w:tentative="1">
+      <w:start w:val="1"/>
+      <w:numFmt w:val="decimal"/>
+      <w:lvlText w:val="%2."/>
+      <w:lvlJc w:val="left"/>
+      <w:pPr>
+        <w:tabs>
+          <w:tab w:val="num" w:pos="1440"/>
+        </w:tabs>
+        <w:ind w:left="1440" w:hanging="360"/>
+      </w:pPr>
+      <w:rPr>
+        <w:rFonts w:cs="Times New Roman"/>
+      </w:rPr>
+    </w:lvl>
+    <w:lvl w:ilvl="2" w:tentative="1">
+      <w:start w:val="1"/>
+      <w:numFmt w:val="decimal"/>
+      <w:lvlText w:val="%3."/>
+      <w:lvlJc w:val="left"/>
+      <w:pPr>
+        <w:tabs>
+          <w:tab w:val="num" w:pos="2160"/>
+        </w:tabs>
+        <w:ind w:left="2160" w:hanging="360"/>
+      </w:pPr>
+      <w:rPr>
+        <w:rFonts w:cs="Times New Roman"/>
+      </w:rPr>
+    </w:lvl>
+    <w:lvl w:ilvl="3" w:tentative="1">
+      <w:start w:val="1"/>
+      <w:numFmt w:val="decimal"/>
+      <w:lvlText w:val="%4."/>
+      <w:lvlJc w:val="left"/>
+      <w:pPr>
+        <w:tabs>
+          <w:tab w:val="num" w:pos="2880"/>
+        </w:tabs>
+        <w:ind w:left="2880" w:hanging="360"/>
+      </w:pPr>
+      <w:rPr>
+        <w:rFonts w:cs="Times New Roman"/>
+      </w:rPr>
+    </w:lvl>
+    <w:lvl w:ilvl="4" w:tentative="1">
+      <w:start w:val="1"/>
+      <w:numFmt w:val="decimal"/>
+      <w:lvlText w:val="%5."/>
+      <w:lvlJc w:val="left"/>
+      <w:pPr>
+        <w:tabs>
+          <w:tab w:val="num" w:pos="3600"/>
+        </w:tabs>
+        <w:ind w:left="3600" w:hanging="360"/>
+      </w:pPr>
+      <w:rPr>
+        <w:rFonts w:cs="Times New Roman"/>
+      </w:rPr>
+    </w:lvl>
+    <w:lvl w:ilvl="5" w:tentative="1">
+      <w:start w:val="1"/>
+      <w:numFmt w:val="decimal"/>
+      <w:lvlText w:val="%6."/>
+      <w:lvlJc w:val="left"/>
+      <w:pPr>
+        <w:tabs>
+          <w:tab w:val="num" w:pos="4320"/>
+        </w:tabs>
+        <w:ind w:left="4320" w:hanging="360"/>
+      </w:pPr>
+      <w:rPr>
+        <w:rFonts w:cs="Times New Roman"/>
+      </w:rPr>
+    </w:lvl>
+    <w:lvl w:ilvl="6" w:tentative="1">
+      <w:start w:val="1"/>
+      <w:numFmt w:val="decimal"/>
+      <w:lvlText w:val="%7."/>
+      <w:lvlJc w:val="left"/>
+      <w:pPr>
+        <w:tabs>
+          <w:tab w:val="num" w:pos="5040"/>
+        </w:tabs>
+        <w:ind w:left="5040" w:hanging="360"/>
+      </w:pPr>
+      <w:rPr>
+        <w:rFonts w:cs="Times New Roman"/>
+      </w:rPr>
+    </w:lvl>
+    <w:lvl w:ilvl="7" w:tentative="1">
+      <w:start w:val="1"/>
+      <w:numFmt w:val="decimal"/>
+      <w:lvlText w:val="%8."/>
+      <w:lvlJc w:val="left"/>
+      <w:pPr>
+        <w:tabs>
+          <w:tab w:val="num" w:pos="5760"/>
+        </w:tabs>
+        <w:ind w:left="5760" w:hanging="360"/>
+      </w:pPr>
+      <w:rPr>
+        <w:rFonts w:cs="Times New Roman"/>
+      </w:rPr>
+    </w:lvl>
+    <w:lvl w:ilvl="8" w:tentative="1">
+      <w:start w:val="1"/>
+      <w:numFmt w:val="decimal"/>
+      <w:lvlText w:val="%9."/>
+      <w:lvlJc w:val="left"/>
+      <w:pPr>
+        <w:tabs>
+          <w:tab w:val="num" w:pos="6480"/>
+        </w:tabs>
+        <w:ind w:left="6480" w:hanging="360"/>
+      </w:pPr>
+      <w:rPr>
+        <w:rFonts w:cs="Times New Roman"/>
+      </w:rPr>
+    </w:lvl>
+  </w:abstractNum>
+  <w:abstractNum w:abstractNumId="25" w15:restartNumberingAfterBreak="0">
     <w:nsid w:val="534C4EF5"/>
     <w:multiLevelType w:val="multilevel"/>
     <w:tmpl w:val="91EA69DE"/>
@@ -6242,7 +7090,7 @@
       </w:rPr>
     </w:lvl>
   </w:abstractNum>
-  <w:abstractNum w:abstractNumId="24" w15:restartNumberingAfterBreak="0">
+  <w:abstractNum w:abstractNumId="26" w15:restartNumberingAfterBreak="0">
     <w:nsid w:val="539E2652"/>
     <w:multiLevelType w:val="multilevel"/>
     <w:tmpl w:val="99BE7E76"/>
@@ -6391,7 +7239,7 @@
       </w:rPr>
     </w:lvl>
   </w:abstractNum>
-  <w:abstractNum w:abstractNumId="25" w15:restartNumberingAfterBreak="0">
+  <w:abstractNum w:abstractNumId="27" w15:restartNumberingAfterBreak="0">
     <w:nsid w:val="54E06809"/>
     <w:multiLevelType w:val="multilevel"/>
     <w:tmpl w:val="EE54BB22"/>
@@ -6508,7 +7356,7 @@
       </w:pPr>
     </w:lvl>
   </w:abstractNum>
-  <w:abstractNum w:abstractNumId="26" w15:restartNumberingAfterBreak="0">
+  <w:abstractNum w:abstractNumId="28" w15:restartNumberingAfterBreak="0">
     <w:nsid w:val="594A3170"/>
     <w:multiLevelType w:val="multilevel"/>
     <w:tmpl w:val="830CF3CC"/>
@@ -6621,7 +7469,7 @@
       </w:pPr>
     </w:lvl>
   </w:abstractNum>
-  <w:abstractNum w:abstractNumId="27" w15:restartNumberingAfterBreak="0">
+  <w:abstractNum w:abstractNumId="29" w15:restartNumberingAfterBreak="0">
     <w:nsid w:val="65B80A23"/>
     <w:multiLevelType w:val="multilevel"/>
     <w:tmpl w:val="24B48CA2"/>
@@ -6770,7 +7618,7 @@
       </w:rPr>
     </w:lvl>
   </w:abstractNum>
-  <w:abstractNum w:abstractNumId="28" w15:restartNumberingAfterBreak="0">
+  <w:abstractNum w:abstractNumId="30" w15:restartNumberingAfterBreak="0">
     <w:nsid w:val="688D277B"/>
     <w:multiLevelType w:val="multilevel"/>
     <w:tmpl w:val="C36481CE"/>
@@ -6883,7 +7731,7 @@
       </w:pPr>
     </w:lvl>
   </w:abstractNum>
-  <w:abstractNum w:abstractNumId="29" w15:restartNumberingAfterBreak="0">
+  <w:abstractNum w:abstractNumId="31" w15:restartNumberingAfterBreak="0">
     <w:nsid w:val="74F35771"/>
     <w:multiLevelType w:val="multilevel"/>
     <w:tmpl w:val="87DA40CE"/>
@@ -7032,7 +7880,7 @@
       </w:rPr>
     </w:lvl>
   </w:abstractNum>
-  <w:abstractNum w:abstractNumId="30" w15:restartNumberingAfterBreak="0">
+  <w:abstractNum w:abstractNumId="32" w15:restartNumberingAfterBreak="0">
     <w:nsid w:val="77A53A0D"/>
     <w:multiLevelType w:val="multilevel"/>
     <w:tmpl w:val="80FE2DE2"/>
@@ -7181,7 +8029,7 @@
       </w:rPr>
     </w:lvl>
   </w:abstractNum>
-  <w:abstractNum w:abstractNumId="31" w15:restartNumberingAfterBreak="0">
+  <w:abstractNum w:abstractNumId="33" w15:restartNumberingAfterBreak="0">
     <w:nsid w:val="781E665B"/>
     <w:multiLevelType w:val="multilevel"/>
     <w:tmpl w:val="E0E40F94"/>
@@ -7294,7 +8142,7 @@
       </w:pPr>
     </w:lvl>
   </w:abstractNum>
-  <w:abstractNum w:abstractNumId="32" w15:restartNumberingAfterBreak="0">
+  <w:abstractNum w:abstractNumId="34" w15:restartNumberingAfterBreak="0">
     <w:nsid w:val="7CD71152"/>
     <w:multiLevelType w:val="multilevel"/>
     <w:tmpl w:val="4A30843A"/>
@@ -7407,7 +8255,7 @@
       </w:pPr>
     </w:lvl>
   </w:abstractNum>
-  <w:abstractNum w:abstractNumId="33" w15:restartNumberingAfterBreak="0">
+  <w:abstractNum w:abstractNumId="35" w15:restartNumberingAfterBreak="0">
     <w:nsid w:val="7E073029"/>
     <w:multiLevelType w:val="multilevel"/>
     <w:tmpl w:val="B6649BB0"/>
@@ -7556,7 +8404,7 @@
       </w:rPr>
     </w:lvl>
   </w:abstractNum>
-  <w:abstractNum w:abstractNumId="34" w15:restartNumberingAfterBreak="0">
+  <w:abstractNum w:abstractNumId="36" w15:restartNumberingAfterBreak="0">
     <w:nsid w:val="7F2A3441"/>
     <w:multiLevelType w:val="multilevel"/>
     <w:tmpl w:val="B824D1C2"/>
@@ -7706,16 +8554,16 @@
     </w:lvl>
   </w:abstractNum>
   <w:num w:numId="1" w16cid:durableId="701591810">
-    <w:abstractNumId w:val="21"/>
+    <w:abstractNumId w:val="22"/>
   </w:num>
   <w:num w:numId="2" w16cid:durableId="1289507859">
-    <w:abstractNumId w:val="5"/>
+    <w:abstractNumId w:val="6"/>
   </w:num>
   <w:num w:numId="3" w16cid:durableId="962612086">
-    <w:abstractNumId w:val="14"/>
+    <w:abstractNumId w:val="15"/>
   </w:num>
   <w:num w:numId="4" w16cid:durableId="1225263510">
-    <w:abstractNumId w:val="14"/>
+    <w:abstractNumId w:val="15"/>
     <w:lvlOverride w:ilvl="1">
       <w:lvl w:ilvl="1">
         <w:numFmt w:val="bullet"/>
@@ -7735,100 +8583,106 @@
     </w:lvlOverride>
   </w:num>
   <w:num w:numId="5" w16cid:durableId="1928226161">
-    <w:abstractNumId w:val="24"/>
+    <w:abstractNumId w:val="26"/>
   </w:num>
   <w:num w:numId="6" w16cid:durableId="694120190">
     <w:abstractNumId w:val="2"/>
   </w:num>
   <w:num w:numId="7" w16cid:durableId="1119684243">
-    <w:abstractNumId w:val="29"/>
+    <w:abstractNumId w:val="31"/>
   </w:num>
   <w:num w:numId="8" w16cid:durableId="1486124982">
-    <w:abstractNumId w:val="25"/>
+    <w:abstractNumId w:val="27"/>
   </w:num>
   <w:num w:numId="9" w16cid:durableId="1889409886">
-    <w:abstractNumId w:val="31"/>
+    <w:abstractNumId w:val="33"/>
   </w:num>
   <w:num w:numId="10" w16cid:durableId="1409494510">
-    <w:abstractNumId w:val="20"/>
+    <w:abstractNumId w:val="21"/>
   </w:num>
   <w:num w:numId="11" w16cid:durableId="1898395509">
-    <w:abstractNumId w:val="9"/>
+    <w:abstractNumId w:val="10"/>
   </w:num>
   <w:num w:numId="12" w16cid:durableId="1139762750">
     <w:abstractNumId w:val="1"/>
   </w:num>
   <w:num w:numId="13" w16cid:durableId="456604412">
-    <w:abstractNumId w:val="18"/>
+    <w:abstractNumId w:val="19"/>
   </w:num>
   <w:num w:numId="14" w16cid:durableId="1483813705">
-    <w:abstractNumId w:val="4"/>
+    <w:abstractNumId w:val="5"/>
   </w:num>
   <w:num w:numId="15" w16cid:durableId="1307852927">
-    <w:abstractNumId w:val="12"/>
+    <w:abstractNumId w:val="13"/>
   </w:num>
   <w:num w:numId="16" w16cid:durableId="545877787">
-    <w:abstractNumId w:val="33"/>
+    <w:abstractNumId w:val="35"/>
   </w:num>
   <w:num w:numId="17" w16cid:durableId="1761751152">
-    <w:abstractNumId w:val="23"/>
+    <w:abstractNumId w:val="25"/>
   </w:num>
   <w:num w:numId="18" w16cid:durableId="158542780">
-    <w:abstractNumId w:val="19"/>
+    <w:abstractNumId w:val="20"/>
   </w:num>
   <w:num w:numId="19" w16cid:durableId="406614217">
+    <w:abstractNumId w:val="8"/>
+  </w:num>
+  <w:num w:numId="20" w16cid:durableId="708381911">
     <w:abstractNumId w:val="7"/>
   </w:num>
-  <w:num w:numId="20" w16cid:durableId="708381911">
-    <w:abstractNumId w:val="6"/>
-  </w:num>
   <w:num w:numId="21" w16cid:durableId="1820539896">
-    <w:abstractNumId w:val="11"/>
+    <w:abstractNumId w:val="12"/>
   </w:num>
   <w:num w:numId="22" w16cid:durableId="267852337">
     <w:abstractNumId w:val="0"/>
   </w:num>
   <w:num w:numId="23" w16cid:durableId="84764816">
-    <w:abstractNumId w:val="32"/>
+    <w:abstractNumId w:val="34"/>
   </w:num>
   <w:num w:numId="24" w16cid:durableId="1960841153">
+    <w:abstractNumId w:val="17"/>
+  </w:num>
+  <w:num w:numId="25" w16cid:durableId="467210027">
     <w:abstractNumId w:val="16"/>
   </w:num>
-  <w:num w:numId="25" w16cid:durableId="467210027">
-    <w:abstractNumId w:val="15"/>
-  </w:num>
   <w:num w:numId="26" w16cid:durableId="1596480522">
-    <w:abstractNumId w:val="22"/>
+    <w:abstractNumId w:val="23"/>
   </w:num>
   <w:num w:numId="27" w16cid:durableId="653528612">
-    <w:abstractNumId w:val="28"/>
+    <w:abstractNumId w:val="30"/>
   </w:num>
   <w:num w:numId="28" w16cid:durableId="1550728325">
     <w:abstractNumId w:val="3"/>
   </w:num>
   <w:num w:numId="29" w16cid:durableId="1966615403">
-    <w:abstractNumId w:val="17"/>
+    <w:abstractNumId w:val="18"/>
   </w:num>
   <w:num w:numId="30" w16cid:durableId="973757909">
-    <w:abstractNumId w:val="13"/>
+    <w:abstractNumId w:val="14"/>
   </w:num>
   <w:num w:numId="31" w16cid:durableId="1719547233">
-    <w:abstractNumId w:val="27"/>
+    <w:abstractNumId w:val="29"/>
   </w:num>
   <w:num w:numId="32" w16cid:durableId="757483271">
-    <w:abstractNumId w:val="26"/>
+    <w:abstractNumId w:val="28"/>
   </w:num>
   <w:num w:numId="33" w16cid:durableId="2090468823">
-    <w:abstractNumId w:val="8"/>
+    <w:abstractNumId w:val="9"/>
   </w:num>
   <w:num w:numId="34" w16cid:durableId="1081950791">
-    <w:abstractNumId w:val="34"/>
+    <w:abstractNumId w:val="36"/>
   </w:num>
   <w:num w:numId="35" w16cid:durableId="1637832098">
-    <w:abstractNumId w:val="30"/>
+    <w:abstractNumId w:val="32"/>
   </w:num>
   <w:num w:numId="36" w16cid:durableId="1378818218">
-    <w:abstractNumId w:val="10"/>
+    <w:abstractNumId w:val="11"/>
+  </w:num>
+  <w:num w:numId="37" w16cid:durableId="9574254">
+    <w:abstractNumId w:val="24"/>
+  </w:num>
+  <w:num w:numId="38" w16cid:durableId="192887092">
+    <w:abstractNumId w:val="4"/>
   </w:num>
   <w:numIdMacAtCleanup w:val="8"/>
 </w:numbering>
@@ -8808,10 +9662,6 @@
 </file>
 
 <file path=customXml/item1.xml><?xml version="1.0" encoding="utf-8"?>
-<b:Sources xmlns:b="http://schemas.openxmlformats.org/officeDocument/2006/bibliography" xmlns="http://schemas.openxmlformats.org/officeDocument/2006/bibliography" SelectedStyle="\APASixthEditionOfficeOnline.xsl" StyleName="APA" Version="6"/>
-</file>
-
-<file path=customXml/item2.xml><?xml version="1.0" encoding="utf-8"?>
 <?mso-contentType ?>
 <FormTemplates xmlns="http://schemas.microsoft.com/sharepoint/v3/contenttype/forms">
   <Display>DocumentLibraryForm</Display>
@@ -8820,7 +9670,17 @@
 </FormTemplates>
 </file>
 
+<file path=customXml/item2.xml><?xml version="1.0" encoding="utf-8"?>
+<b:Sources xmlns:b="http://schemas.openxmlformats.org/officeDocument/2006/bibliography" xmlns="http://schemas.openxmlformats.org/officeDocument/2006/bibliography" SelectedStyle="\APASixthEditionOfficeOnline.xsl" StyleName="APA" Version="6"/>
+</file>
+
 <file path=customXml/item3.xml><?xml version="1.0" encoding="utf-8"?>
+<p:properties xmlns:p="http://schemas.microsoft.com/office/2006/metadata/properties" xmlns:xsi="http://www.w3.org/2001/XMLSchema-instance" xmlns:pc="http://schemas.microsoft.com/office/infopath/2007/PartnerControls">
+  <documentManagement/>
+</p:properties>
+</file>
+
+<file path=customXml/item4.xml><?xml version="1.0" encoding="utf-8"?>
 <ct:contentTypeSchema xmlns:ct="http://schemas.microsoft.com/office/2006/metadata/contentType" xmlns:ma="http://schemas.microsoft.com/office/2006/metadata/properties/metaAttributes" ct:_="" ma:_="" ma:contentTypeName="文档" ma:contentTypeID="0x01010029F449822A0AF84B9EAF0F080444155C" ma:contentTypeVersion="4" ma:contentTypeDescription="新建文档。" ma:contentTypeScope="" ma:versionID="605651c5d344b8192ddeeecbb92aae4e">
   <xsd:schema xmlns:xsd="http://www.w3.org/2001/XMLSchema" xmlns:xs="http://www.w3.org/2001/XMLSchema" xmlns:p="http://schemas.microsoft.com/office/2006/metadata/properties" xmlns:ns2="6fb5ae7f-888b-4a68-952a-c3fd6c74bd62" targetNamespace="http://schemas.microsoft.com/office/2006/metadata/properties" ma:root="true" ma:fieldsID="f8b0af6cc0daefceb5fdae15e49f589b" ns2:_="">
     <xsd:import namespace="6fb5ae7f-888b-4a68-952a-c3fd6c74bd62"/>
@@ -8964,13 +9824,15 @@
 </ct:contentTypeSchema>
 </file>
 
-<file path=customXml/item4.xml><?xml version="1.0" encoding="utf-8"?>
-<p:properties xmlns:p="http://schemas.microsoft.com/office/2006/metadata/properties" xmlns:xsi="http://www.w3.org/2001/XMLSchema-instance" xmlns:pc="http://schemas.microsoft.com/office/infopath/2007/PartnerControls">
-  <documentManagement/>
-</p:properties>
+<file path=customXml/itemProps1.xml><?xml version="1.0" encoding="utf-8"?>
+<ds:datastoreItem xmlns:ds="http://schemas.openxmlformats.org/officeDocument/2006/customXml" ds:itemID="{14CE3B63-1CD7-4360-8668-E18B1F63A535}">
+  <ds:schemaRefs>
+    <ds:schemaRef ds:uri="http://schemas.microsoft.com/sharepoint/v3/contenttype/forms"/>
+  </ds:schemaRefs>
+</ds:datastoreItem>
 </file>
 
-<file path=customXml/itemProps1.xml><?xml version="1.0" encoding="utf-8"?>
+<file path=customXml/itemProps2.xml><?xml version="1.0" encoding="utf-8"?>
 <ds:datastoreItem xmlns:ds="http://schemas.openxmlformats.org/officeDocument/2006/customXml" ds:itemID="{63968FE0-77D4-416B-9BC8-06A8EC50BF16}">
   <ds:schemaRefs>
     <ds:schemaRef ds:uri="http://schemas.openxmlformats.org/officeDocument/2006/bibliography"/>
@@ -8978,15 +9840,16 @@
 </ds:datastoreItem>
 </file>
 
-<file path=customXml/itemProps2.xml><?xml version="1.0" encoding="utf-8"?>
-<ds:datastoreItem xmlns:ds="http://schemas.openxmlformats.org/officeDocument/2006/customXml" ds:itemID="{14CE3B63-1CD7-4360-8668-E18B1F63A535}">
+<file path=customXml/itemProps3.xml><?xml version="1.0" encoding="utf-8"?>
+<ds:datastoreItem xmlns:ds="http://schemas.openxmlformats.org/officeDocument/2006/customXml" ds:itemID="{043FCA66-7866-43D0-B9A4-63F4A5814315}">
   <ds:schemaRefs>
-    <ds:schemaRef ds:uri="http://schemas.microsoft.com/sharepoint/v3/contenttype/forms"/>
+    <ds:schemaRef ds:uri="http://schemas.microsoft.com/office/2006/metadata/properties"/>
+    <ds:schemaRef ds:uri="http://schemas.microsoft.com/office/infopath/2007/PartnerControls"/>
   </ds:schemaRefs>
 </ds:datastoreItem>
 </file>
 
-<file path=customXml/itemProps3.xml><?xml version="1.0" encoding="utf-8"?>
+<file path=customXml/itemProps4.xml><?xml version="1.0" encoding="utf-8"?>
 <ds:datastoreItem xmlns:ds="http://schemas.openxmlformats.org/officeDocument/2006/customXml" ds:itemID="{073B9754-CD64-4A68-A836-E2EF6F5AD950}">
   <ds:schemaRefs>
     <ds:schemaRef ds:uri="http://schemas.microsoft.com/office/2006/metadata/contentType"/>
@@ -9002,13 +9865,4 @@
     <ds:schemaRef ds:uri="http://schemas.microsoft.com/internal/obd"/>
   </ds:schemaRefs>
 </ds:datastoreItem>
-</file>
-
-<file path=customXml/itemProps4.xml><?xml version="1.0" encoding="utf-8"?>
-<ds:datastoreItem xmlns:ds="http://schemas.openxmlformats.org/officeDocument/2006/customXml" ds:itemID="{043FCA66-7866-43D0-B9A4-63F4A5814315}">
-  <ds:schemaRefs>
-    <ds:schemaRef ds:uri="http://schemas.microsoft.com/office/2006/metadata/properties"/>
-    <ds:schemaRef ds:uri="http://schemas.microsoft.com/office/infopath/2007/PartnerControls"/>
-  </ds:schemaRefs>
-</ds:datastoreItem>
 </file>